--- a/cloud/project/docx_all/บทที่ 2.docx
+++ b/cloud/project/docx_all/บทที่ 2.docx
@@ -1,6 +1,6 @@
 
 <file path=word/document.xml><?xml version="1.0" encoding="utf-8"?>
-<w:document xmlns:wpc="http://schemas.microsoft.com/office/word/2010/wordprocessingCanvas" xmlns:cx="http://schemas.microsoft.com/office/drawing/2014/chartex" xmlns:cx1="http://schemas.microsoft.com/office/drawing/2015/9/8/chartex" xmlns:cx2="http://schemas.microsoft.com/office/drawing/2015/10/21/chartex" xmlns:cx3="http://schemas.microsoft.com/office/drawing/2016/5/9/chartex" xmlns:cx4="http://schemas.microsoft.com/office/drawing/2016/5/10/chartex" xmlns:cx5="http://schemas.microsoft.com/office/drawing/2016/5/11/chartex" xmlns:cx6="http://schemas.microsoft.com/office/drawing/2016/5/12/chartex" xmlns:cx7="http://schemas.microsoft.com/office/drawing/2016/5/13/chartex" xmlns:cx8="http://schemas.microsoft.com/office/drawing/2016/5/14/chartex" xmlns:mc="http://schemas.openxmlformats.org/markup-compatibility/2006" xmlns:aink="http://schemas.microsoft.com/office/drawing/2016/ink" xmlns:am3d="http://schemas.microsoft.com/office/drawing/2017/model3d" xmlns:o="urn:schemas-microsoft-com:office:office" xmlns:oel="http://schemas.microsoft.com/office/2019/extlst" xmlns:r="http://schemas.openxmlformats.org/officeDocument/2006/relationships" xmlns:m="http://schemas.openxmlformats.org/officeDocument/2006/math" xmlns:v="urn:schemas-microsoft-com:vml" xmlns:wp14="http://schemas.microsoft.com/office/word/2010/wordprocessingDrawing" xmlns:wp="http://schemas.openxmlformats.org/drawingml/2006/wordprocessingDrawing" xmlns:w10="urn:schemas-microsoft-com:office:word" xmlns:w="http://schemas.openxmlformats.org/wordprocessingml/2006/main" xmlns:w14="http://schemas.microsoft.com/office/word/2010/wordml" xmlns:w15="http://schemas.microsoft.com/office/word/2012/wordml" xmlns:w16cex="http://schemas.microsoft.com/office/word/2018/wordml/cex" xmlns:w16cid="http://schemas.microsoft.com/office/word/2016/wordml/cid" xmlns:w16="http://schemas.microsoft.com/office/word/2018/wordml" xmlns:w16du="http://schemas.microsoft.com/office/word/2023/wordml/word16du" xmlns:w16sdtdh="http://schemas.microsoft.com/office/word/2020/wordml/sdtdatahash" xmlns:w16se="http://schemas.microsoft.com/office/word/2015/wordml/symex" xmlns:wpg="http://schemas.microsoft.com/office/word/2010/wordprocessingGroup" xmlns:wpi="http://schemas.microsoft.com/office/word/2010/wordprocessingInk" xmlns:wne="http://schemas.microsoft.com/office/word/2006/wordml" xmlns:wps="http://schemas.microsoft.com/office/word/2010/wordprocessingShape" mc:Ignorable="w14 w15 w16se w16cid w16 w16cex w16sdtdh wp14">
+<w:document xmlns:wpc="http://schemas.microsoft.com/office/word/2010/wordprocessingCanvas" xmlns:cx="http://schemas.microsoft.com/office/drawing/2014/chartex" xmlns:cx1="http://schemas.microsoft.com/office/drawing/2015/9/8/chartex" xmlns:cx2="http://schemas.microsoft.com/office/drawing/2015/10/21/chartex" xmlns:cx3="http://schemas.microsoft.com/office/drawing/2016/5/9/chartex" xmlns:cx4="http://schemas.microsoft.com/office/drawing/2016/5/10/chartex" xmlns:cx5="http://schemas.microsoft.com/office/drawing/2016/5/11/chartex" xmlns:cx6="http://schemas.microsoft.com/office/drawing/2016/5/12/chartex" xmlns:cx7="http://schemas.microsoft.com/office/drawing/2016/5/13/chartex" xmlns:cx8="http://schemas.microsoft.com/office/drawing/2016/5/14/chartex" xmlns:mc="http://schemas.openxmlformats.org/markup-compatibility/2006" xmlns:m="http://schemas.openxmlformats.org/officeDocument/2006/math" xmlns:aink="http://schemas.microsoft.com/office/drawing/2016/ink" xmlns:am3d="http://schemas.microsoft.com/office/drawing/2017/model3d" xmlns:oel="http://schemas.microsoft.com/office/2019/extlst" xmlns:r="http://schemas.openxmlformats.org/officeDocument/2006/relationships" xmlns:wp14="http://schemas.microsoft.com/office/word/2010/wordprocessingDrawing" xmlns:wp="http://schemas.openxmlformats.org/drawingml/2006/wordprocessingDrawing" xmlns:wpg="http://schemas.microsoft.com/office/word/2010/wordprocessingGroup" xmlns:wpi="http://schemas.microsoft.com/office/word/2010/wordprocessingInk" xmlns:wps="http://schemas.microsoft.com/office/word/2010/wordprocessingShape" xmlns:o="urn:schemas-microsoft-com:office:office" xmlns:v="urn:schemas-microsoft-com:vml" xmlns:w10="urn:schemas-microsoft-com:office:word" xmlns:w="http://schemas.openxmlformats.org/wordprocessingml/2006/main" xmlns:w14="http://schemas.microsoft.com/office/word/2010/wordml" xmlns:w15="http://schemas.microsoft.com/office/word/2012/wordml" xmlns:w16cex="http://schemas.microsoft.com/office/word/2018/wordml/cex" xmlns:w16cid="http://schemas.microsoft.com/office/word/2016/wordml/cid" xmlns:w16="http://schemas.microsoft.com/office/word/2018/wordml" xmlns:w16sdtdh="http://schemas.microsoft.com/office/word/2020/wordml/sdtdatahash" xmlns:w16sdtfl="http://schemas.microsoft.com/office/word/2024/wordml/sdtformatlock" xmlns:w16se="http://schemas.microsoft.com/office/word/2015/wordml/symex" xmlns:w16du="http://schemas.microsoft.com/office/word/2023/wordml/word16du" xmlns:wne="http://schemas.microsoft.com/office/word/2006/wordml" mc:Ignorable="w14 w15 w16se w16cid w16 w16cex w16sdtdh w16sdtfl w16du wp14">
   <w:body>
     <w:p>
       <w:pPr>
@@ -1001,6 +1001,7 @@
           <w:sz w:val="32"/>
           <w:szCs w:val="32"/>
         </w:rPr>
+        <w:lastRenderedPageBreak/>
         <w:t>3.</w:t>
       </w:r>
       <w:r>
@@ -2034,18 +2035,6 @@
         </w:rPr>
         <w:br w:type="page"/>
       </w:r>
-    </w:p>
-    <w:p>
-      <w:pPr>
-        <w:jc w:val="thaiDistribute"/>
-        <w:rPr>
-          <w:rFonts w:ascii="TH SarabunPSK" w:eastAsia="TH SarabunPSK" w:hAnsi="TH SarabunPSK" w:cs="TH SarabunPSK"/>
-          <w:b/>
-          <w:bCs/>
-          <w:sz w:val="36"/>
-          <w:szCs w:val="36"/>
-        </w:rPr>
-      </w:pPr>
       <w:r>
         <w:rPr>
           <w:rFonts w:ascii="TH SarabunPSK" w:eastAsia="TH SarabunPSK" w:hAnsi="TH SarabunPSK" w:cs="TH SarabunPSK"/>
@@ -2573,7 +2562,6 @@
         </w:rPr>
         <w:t xml:space="preserve">API </w:t>
       </w:r>
-      <w:proofErr w:type="gramStart"/>
       <w:r>
         <w:rPr>
           <w:rFonts w:ascii="TH SarabunPSK" w:hAnsi="TH SarabunPSK" w:cs="TH SarabunPSK" w:hint="cs"/>
@@ -2585,7 +2573,6 @@
         </w:rPr>
         <w:t>ทำให้สามารถสร้างระบบอัตโนมัติได้อย่างมีประสิทธิภาพ</w:t>
       </w:r>
-      <w:proofErr w:type="gramEnd"/>
     </w:p>
     <w:p>
       <w:pPr>
@@ -3303,21 +3290,74 @@
         <w:ind w:firstLine="709"/>
         <w:jc w:val="thaiDistribute"/>
         <w:rPr>
-          <w:rFonts w:ascii="TH SarabunPSK" w:hAnsi="TH SarabunPSK" w:cs="TH SarabunPSK"/>
-          <w:b/>
-          <w:bCs/>
-          <w:sz w:val="32"/>
-          <w:szCs w:val="32"/>
-        </w:rPr>
-      </w:pPr>
-      <w:r>
-        <w:rPr>
-          <w:rFonts w:ascii="TH SarabunPSK" w:eastAsia="TH SarabunPSK" w:hAnsi="TH SarabunPSK" w:cs="TH SarabunPSK"/>
-          <w:b/>
-          <w:bCs/>
-          <w:sz w:val="32"/>
-          <w:szCs w:val="32"/>
-        </w:rPr>
+          <w:rFonts w:ascii="TH SarabunPSK" w:eastAsia="TH SarabunPSK" w:hAnsi="TH SarabunPSK" w:cs="TH SarabunPSK"/>
+          <w:b/>
+          <w:bCs/>
+          <w:sz w:val="32"/>
+          <w:szCs w:val="32"/>
+        </w:rPr>
+      </w:pPr>
+    </w:p>
+    <w:p>
+      <w:pPr>
+        <w:ind w:firstLine="709"/>
+        <w:jc w:val="thaiDistribute"/>
+        <w:rPr>
+          <w:rFonts w:ascii="TH SarabunPSK" w:eastAsia="TH SarabunPSK" w:hAnsi="TH SarabunPSK" w:cs="TH SarabunPSK"/>
+          <w:b/>
+          <w:bCs/>
+          <w:sz w:val="32"/>
+          <w:szCs w:val="32"/>
+        </w:rPr>
+      </w:pPr>
+    </w:p>
+    <w:p>
+      <w:pPr>
+        <w:ind w:firstLine="709"/>
+        <w:jc w:val="thaiDistribute"/>
+        <w:rPr>
+          <w:rFonts w:ascii="TH SarabunPSK" w:eastAsia="TH SarabunPSK" w:hAnsi="TH SarabunPSK" w:cs="TH SarabunPSK"/>
+          <w:b/>
+          <w:bCs/>
+          <w:sz w:val="32"/>
+          <w:szCs w:val="32"/>
+        </w:rPr>
+      </w:pPr>
+    </w:p>
+    <w:p>
+      <w:pPr>
+        <w:ind w:firstLine="709"/>
+        <w:jc w:val="thaiDistribute"/>
+        <w:rPr>
+          <w:rFonts w:ascii="TH SarabunPSK" w:eastAsia="TH SarabunPSK" w:hAnsi="TH SarabunPSK" w:cs="TH SarabunPSK"/>
+          <w:b/>
+          <w:bCs/>
+          <w:sz w:val="32"/>
+          <w:szCs w:val="32"/>
+        </w:rPr>
+      </w:pPr>
+    </w:p>
+    <w:p>
+      <w:pPr>
+        <w:ind w:firstLine="709"/>
+        <w:jc w:val="thaiDistribute"/>
+        <w:rPr>
+          <w:rFonts w:ascii="TH SarabunPSK" w:hAnsi="TH SarabunPSK" w:cs="TH SarabunPSK"/>
+          <w:b/>
+          <w:bCs/>
+          <w:sz w:val="32"/>
+          <w:szCs w:val="32"/>
+        </w:rPr>
+      </w:pPr>
+      <w:r>
+        <w:rPr>
+          <w:rFonts w:ascii="TH SarabunPSK" w:eastAsia="TH SarabunPSK" w:hAnsi="TH SarabunPSK" w:cs="TH SarabunPSK"/>
+          <w:b/>
+          <w:bCs/>
+          <w:sz w:val="32"/>
+          <w:szCs w:val="32"/>
+        </w:rPr>
+        <w:lastRenderedPageBreak/>
         <w:t>1</w:t>
       </w:r>
       <w:r>
@@ -3429,7 +3469,7 @@
           <w:noProof/>
         </w:rPr>
         <w:drawing>
-          <wp:inline distT="0" distB="0" distL="0" distR="0" wp14:anchorId="6149DDA7" wp14:editId="722952C2">
+          <wp:inline distT="0" distB="0" distL="0" distR="0" wp14:anchorId="6149DDA7" wp14:editId="77AC6A89">
             <wp:extent cx="1386639" cy="1475105"/>
             <wp:effectExtent l="0" t="0" r="0" b="0"/>
             <wp:docPr id="786950322" name="Picture 14" descr="Streamlining Data Processing: Using AWS Glue ETL for Weekly Uploads | i4B  Case Study"/>
@@ -3555,31 +3595,18 @@
         <w:jc w:val="thaiDistribute"/>
         <w:rPr>
           <w:rFonts w:ascii="TH SarabunPSK" w:hAnsi="TH SarabunPSK" w:cs="TH SarabunPSK"/>
-          <w:b/>
-          <w:bCs/>
-          <w:sz w:val="32"/>
-          <w:szCs w:val="32"/>
-        </w:rPr>
-      </w:pPr>
-      <w:r>
-        <w:rPr>
-          <w:rFonts w:ascii="TH SarabunPSK" w:hAnsi="TH SarabunPSK" w:cs="TH SarabunPSK"/>
-          <w:b/>
-          <w:bCs/>
-          <w:sz w:val="32"/>
-          <w:szCs w:val="32"/>
-        </w:rPr>
-        <w:br w:type="page"/>
-      </w:r>
-      <w:r>
-        <w:rPr>
-          <w:rFonts w:ascii="TH SarabunPSK" w:eastAsia="TH SarabunPSK" w:hAnsi="TH SarabunPSK" w:cs="TH SarabunPSK"/>
-          <w:b/>
-          <w:bCs/>
-          <w:sz w:val="32"/>
-          <w:szCs w:val="32"/>
-        </w:rPr>
-        <w:lastRenderedPageBreak/>
+          <w:sz w:val="32"/>
+          <w:szCs w:val="32"/>
+        </w:rPr>
+      </w:pPr>
+      <w:r>
+        <w:rPr>
+          <w:rFonts w:ascii="TH SarabunPSK" w:eastAsia="TH SarabunPSK" w:hAnsi="TH SarabunPSK" w:cs="TH SarabunPSK"/>
+          <w:b/>
+          <w:bCs/>
+          <w:sz w:val="32"/>
+          <w:szCs w:val="32"/>
+        </w:rPr>
         <w:t>1</w:t>
       </w:r>
       <w:r>
@@ -3610,111 +3637,259 @@
           <w:sz w:val="32"/>
           <w:szCs w:val="32"/>
         </w:rPr>
-        <w:t>Amazon Athena</w:t>
-      </w:r>
-      <w:r>
-        <w:rPr>
-          <w:rFonts w:ascii="TH SarabunPSK" w:hAnsi="TH SarabunPSK" w:cs="TH SarabunPSK"/>
-          <w:b/>
-          <w:bCs/>
-          <w:sz w:val="32"/>
-          <w:szCs w:val="32"/>
-        </w:rPr>
-        <w:t xml:space="preserve"> </w:t>
-      </w:r>
-      <w:r>
-        <w:rPr>
-          <w:rFonts w:ascii="TH SarabunPSK" w:hAnsi="TH SarabunPSK" w:cs="TH SarabunPSK" w:hint="cs"/>
-          <w:sz w:val="32"/>
-          <w:szCs w:val="32"/>
-          <w:cs/>
-          <w:lang w:bidi="th-TH"/>
-        </w:rPr>
-        <w:t xml:space="preserve">เป็นบริการสำหรับสืบค้นข้อมูลด้วยภาษา </w:t>
-      </w:r>
-      <w:r>
-        <w:rPr>
-          <w:rFonts w:ascii="TH SarabunPSK" w:hAnsi="TH SarabunPSK" w:cs="TH SarabunPSK" w:hint="cs"/>
-          <w:sz w:val="32"/>
-          <w:szCs w:val="32"/>
-        </w:rPr>
-        <w:t xml:space="preserve">SQL </w:t>
-      </w:r>
-      <w:r>
-        <w:rPr>
-          <w:rFonts w:ascii="TH SarabunPSK" w:hAnsi="TH SarabunPSK" w:cs="TH SarabunPSK" w:hint="cs"/>
-          <w:sz w:val="32"/>
-          <w:szCs w:val="32"/>
-          <w:cs/>
-          <w:lang w:bidi="th-TH"/>
-        </w:rPr>
-        <w:t xml:space="preserve">แบบ </w:t>
-      </w:r>
-      <w:r>
-        <w:rPr>
-          <w:rFonts w:ascii="TH SarabunPSK" w:hAnsi="TH SarabunPSK" w:cs="TH SarabunPSK" w:hint="cs"/>
-          <w:sz w:val="32"/>
-          <w:szCs w:val="32"/>
-        </w:rPr>
-        <w:t xml:space="preserve">Serverless </w:t>
-      </w:r>
-      <w:r>
-        <w:rPr>
-          <w:rFonts w:ascii="TH SarabunPSK" w:hAnsi="TH SarabunPSK" w:cs="TH SarabunPSK" w:hint="cs"/>
-          <w:sz w:val="32"/>
-          <w:szCs w:val="32"/>
-          <w:cs/>
-          <w:lang w:bidi="th-TH"/>
-        </w:rPr>
-        <w:t xml:space="preserve">โดยสามารถสืบค้นข้อมูลที่จัดเก็บอยู่บน </w:t>
-      </w:r>
-      <w:r>
-        <w:rPr>
-          <w:rFonts w:ascii="TH SarabunPSK" w:hAnsi="TH SarabunPSK" w:cs="TH SarabunPSK" w:hint="cs"/>
-          <w:sz w:val="32"/>
-          <w:szCs w:val="32"/>
-        </w:rPr>
-        <w:t xml:space="preserve">Amazon S3 </w:t>
-      </w:r>
-      <w:r>
-        <w:rPr>
-          <w:rFonts w:ascii="TH SarabunPSK" w:hAnsi="TH SarabunPSK" w:cs="TH SarabunPSK" w:hint="cs"/>
-          <w:sz w:val="32"/>
-          <w:szCs w:val="32"/>
-          <w:cs/>
-          <w:lang w:bidi="th-TH"/>
-        </w:rPr>
-        <w:t>ได้โดยตรงโดยไม่ต้องสร้าง</w:t>
-      </w:r>
-      <w:proofErr w:type="spellStart"/>
-      <w:r>
-        <w:rPr>
-          <w:rFonts w:ascii="TH SarabunPSK" w:hAnsi="TH SarabunPSK" w:cs="TH SarabunPSK" w:hint="cs"/>
-          <w:sz w:val="32"/>
-          <w:szCs w:val="32"/>
-          <w:cs/>
-          <w:lang w:bidi="th-TH"/>
-        </w:rPr>
-        <w:t>เซิร์ฟเวอร์</w:t>
-      </w:r>
-      <w:proofErr w:type="spellEnd"/>
-      <w:r>
-        <w:rPr>
-          <w:rFonts w:ascii="TH SarabunPSK" w:hAnsi="TH SarabunPSK" w:cs="TH SarabunPSK" w:hint="cs"/>
-          <w:sz w:val="32"/>
-          <w:szCs w:val="32"/>
-          <w:cs/>
-          <w:lang w:bidi="th-TH"/>
-        </w:rPr>
-        <w:t>หรือฐานข้อมูลเพิ่มเติม ผู้ใช้งานจะเสียค่าใช้จ่ายตามปริมาณข้อมูลที่สืบค้น (</w:t>
-      </w:r>
-      <w:r>
-        <w:rPr>
-          <w:rFonts w:ascii="TH SarabunPSK" w:hAnsi="TH SarabunPSK" w:cs="TH SarabunPSK" w:hint="cs"/>
-          <w:sz w:val="32"/>
-          <w:szCs w:val="32"/>
-        </w:rPr>
-        <w:t>Pay per Query)</w:t>
+        <w:t xml:space="preserve">Amazon Virtual Private Cloud (VPC) </w:t>
+      </w:r>
+      <w:r>
+        <w:rPr>
+          <w:rFonts w:ascii="TH SarabunPSK" w:hAnsi="TH SarabunPSK" w:cs="TH SarabunPSK"/>
+          <w:sz w:val="32"/>
+          <w:szCs w:val="32"/>
+          <w:cs/>
+          <w:lang w:bidi="th-TH"/>
+        </w:rPr>
+        <w:t>เป็นบริการที่ให้ผู้ใช้งานสร้างเครือข่ายเสมือนส่วนตัว (</w:t>
+      </w:r>
+      <w:r>
+        <w:rPr>
+          <w:rFonts w:ascii="TH SarabunPSK" w:hAnsi="TH SarabunPSK" w:cs="TH SarabunPSK"/>
+          <w:sz w:val="32"/>
+          <w:szCs w:val="32"/>
+        </w:rPr>
+        <w:t xml:space="preserve">Virtual Network) </w:t>
+      </w:r>
+      <w:r>
+        <w:rPr>
+          <w:rFonts w:ascii="TH SarabunPSK" w:hAnsi="TH SarabunPSK" w:cs="TH SarabunPSK"/>
+          <w:sz w:val="32"/>
+          <w:szCs w:val="32"/>
+          <w:cs/>
+          <w:lang w:bidi="th-TH"/>
+        </w:rPr>
+        <w:t xml:space="preserve">แยกต่างหากบน </w:t>
+      </w:r>
+      <w:r>
+        <w:rPr>
+          <w:rFonts w:ascii="TH SarabunPSK" w:hAnsi="TH SarabunPSK" w:cs="TH SarabunPSK"/>
+          <w:sz w:val="32"/>
+          <w:szCs w:val="32"/>
+        </w:rPr>
+        <w:t xml:space="preserve">AWS </w:t>
+      </w:r>
+      <w:r>
+        <w:rPr>
+          <w:rFonts w:ascii="TH SarabunPSK" w:hAnsi="TH SarabunPSK" w:cs="TH SarabunPSK"/>
+          <w:sz w:val="32"/>
+          <w:szCs w:val="32"/>
+          <w:cs/>
+          <w:lang w:bidi="th-TH"/>
+        </w:rPr>
+        <w:t xml:space="preserve">เพื่อควบคุมการเข้าถึงทรัพยากรภายในได้อย่างปลอดภัย ในระบบนี้แบ่ง </w:t>
+      </w:r>
+      <w:r>
+        <w:rPr>
+          <w:rFonts w:ascii="TH SarabunPSK" w:hAnsi="TH SarabunPSK" w:cs="TH SarabunPSK"/>
+          <w:sz w:val="32"/>
+          <w:szCs w:val="32"/>
+        </w:rPr>
+        <w:t xml:space="preserve">VPC </w:t>
+      </w:r>
+      <w:r>
+        <w:rPr>
+          <w:rFonts w:ascii="TH SarabunPSK" w:hAnsi="TH SarabunPSK" w:cs="TH SarabunPSK"/>
+          <w:sz w:val="32"/>
+          <w:szCs w:val="32"/>
+          <w:cs/>
+          <w:lang w:bidi="th-TH"/>
+        </w:rPr>
+        <w:t xml:space="preserve">ออกเป็น </w:t>
+      </w:r>
+      <w:r>
+        <w:rPr>
+          <w:rFonts w:ascii="TH SarabunPSK" w:hAnsi="TH SarabunPSK" w:cs="TH SarabunPSK"/>
+          <w:sz w:val="32"/>
+          <w:szCs w:val="32"/>
+        </w:rPr>
+        <w:t xml:space="preserve">2 </w:t>
+      </w:r>
+      <w:r>
+        <w:rPr>
+          <w:rFonts w:ascii="TH SarabunPSK" w:hAnsi="TH SarabunPSK" w:cs="TH SarabunPSK"/>
+          <w:sz w:val="32"/>
+          <w:szCs w:val="32"/>
+          <w:cs/>
+          <w:lang w:bidi="th-TH"/>
+        </w:rPr>
+        <w:t xml:space="preserve">ส่วน คือ </w:t>
+      </w:r>
+      <w:r>
+        <w:rPr>
+          <w:rFonts w:ascii="TH SarabunPSK" w:hAnsi="TH SarabunPSK" w:cs="TH SarabunPSK"/>
+          <w:sz w:val="32"/>
+          <w:szCs w:val="32"/>
+        </w:rPr>
+        <w:t xml:space="preserve">Private Subnet </w:t>
+      </w:r>
+      <w:r>
+        <w:rPr>
+          <w:rFonts w:ascii="TH SarabunPSK" w:hAnsi="TH SarabunPSK" w:cs="TH SarabunPSK"/>
+          <w:sz w:val="32"/>
+          <w:szCs w:val="32"/>
+          <w:cs/>
+          <w:lang w:bidi="th-TH"/>
+        </w:rPr>
+        <w:t xml:space="preserve">ซึ่งใช้วาง </w:t>
+      </w:r>
+      <w:r>
+        <w:rPr>
+          <w:rFonts w:ascii="TH SarabunPSK" w:hAnsi="TH SarabunPSK" w:cs="TH SarabunPSK"/>
+          <w:sz w:val="32"/>
+          <w:szCs w:val="32"/>
+        </w:rPr>
+        <w:t xml:space="preserve">Amazon Redshift </w:t>
+      </w:r>
+      <w:r>
+        <w:rPr>
+          <w:rFonts w:ascii="TH SarabunPSK" w:hAnsi="TH SarabunPSK" w:cs="TH SarabunPSK"/>
+          <w:sz w:val="32"/>
+          <w:szCs w:val="32"/>
+          <w:cs/>
+          <w:lang w:bidi="th-TH"/>
+        </w:rPr>
+        <w:t xml:space="preserve">เพื่อป้องกันไม่ให้เข้าถึงได้โดยตรงจากอินเทอร์เน็ต และ </w:t>
+      </w:r>
+      <w:r>
+        <w:rPr>
+          <w:rFonts w:ascii="TH SarabunPSK" w:hAnsi="TH SarabunPSK" w:cs="TH SarabunPSK"/>
+          <w:sz w:val="32"/>
+          <w:szCs w:val="32"/>
+        </w:rPr>
+        <w:t xml:space="preserve">Public Subnet </w:t>
+      </w:r>
+      <w:r>
+        <w:rPr>
+          <w:rFonts w:ascii="TH SarabunPSK" w:hAnsi="TH SarabunPSK" w:cs="TH SarabunPSK"/>
+          <w:sz w:val="32"/>
+          <w:szCs w:val="32"/>
+          <w:cs/>
+          <w:lang w:bidi="th-TH"/>
+        </w:rPr>
+        <w:t xml:space="preserve">ซึ่งใช้วาง </w:t>
+      </w:r>
+      <w:r>
+        <w:rPr>
+          <w:rFonts w:ascii="TH SarabunPSK" w:hAnsi="TH SarabunPSK" w:cs="TH SarabunPSK"/>
+          <w:sz w:val="32"/>
+          <w:szCs w:val="32"/>
+        </w:rPr>
+        <w:t>Amazon EC2 (</w:t>
+      </w:r>
+      <w:r>
+        <w:rPr>
+          <w:rFonts w:ascii="TH SarabunPSK" w:hAnsi="TH SarabunPSK" w:cs="TH SarabunPSK"/>
+          <w:sz w:val="32"/>
+          <w:szCs w:val="32"/>
+          <w:cs/>
+          <w:lang w:bidi="th-TH"/>
+        </w:rPr>
+        <w:t xml:space="preserve">เว็บแอปพลิเคชัน </w:t>
+      </w:r>
+      <w:r>
+        <w:rPr>
+          <w:rFonts w:ascii="TH SarabunPSK" w:hAnsi="TH SarabunPSK" w:cs="TH SarabunPSK"/>
+          <w:sz w:val="32"/>
+          <w:szCs w:val="32"/>
+        </w:rPr>
+        <w:t xml:space="preserve">Dashboard) </w:t>
+      </w:r>
+      <w:r>
+        <w:rPr>
+          <w:rFonts w:ascii="TH SarabunPSK" w:hAnsi="TH SarabunPSK" w:cs="TH SarabunPSK"/>
+          <w:sz w:val="32"/>
+          <w:szCs w:val="32"/>
+          <w:cs/>
+          <w:lang w:bidi="th-TH"/>
+        </w:rPr>
+        <w:t xml:space="preserve">เพื่อให้ผู้ใช้งานเข้าถึงได้ผ่าน </w:t>
+      </w:r>
+      <w:r>
+        <w:rPr>
+          <w:rFonts w:ascii="TH SarabunPSK" w:hAnsi="TH SarabunPSK" w:cs="TH SarabunPSK"/>
+          <w:sz w:val="32"/>
+          <w:szCs w:val="32"/>
+        </w:rPr>
+        <w:t xml:space="preserve">Internet Gateway </w:t>
+      </w:r>
+      <w:r>
+        <w:rPr>
+          <w:rFonts w:ascii="TH SarabunPSK" w:hAnsi="TH SarabunPSK" w:cs="TH SarabunPSK"/>
+          <w:sz w:val="32"/>
+          <w:szCs w:val="32"/>
+          <w:cs/>
+          <w:lang w:bidi="th-TH"/>
+        </w:rPr>
+        <w:t xml:space="preserve">โดยทั้งสอง </w:t>
+      </w:r>
+      <w:r>
+        <w:rPr>
+          <w:rFonts w:ascii="TH SarabunPSK" w:hAnsi="TH SarabunPSK" w:cs="TH SarabunPSK"/>
+          <w:sz w:val="32"/>
+          <w:szCs w:val="32"/>
+        </w:rPr>
+        <w:t xml:space="preserve">Subnet </w:t>
+      </w:r>
+      <w:r>
+        <w:rPr>
+          <w:rFonts w:ascii="TH SarabunPSK" w:hAnsi="TH SarabunPSK" w:cs="TH SarabunPSK"/>
+          <w:sz w:val="32"/>
+          <w:szCs w:val="32"/>
+          <w:cs/>
+          <w:lang w:bidi="th-TH"/>
+        </w:rPr>
+        <w:t xml:space="preserve">มี </w:t>
+      </w:r>
+      <w:r>
+        <w:rPr>
+          <w:rFonts w:ascii="TH SarabunPSK" w:hAnsi="TH SarabunPSK" w:cs="TH SarabunPSK"/>
+          <w:sz w:val="32"/>
+          <w:szCs w:val="32"/>
+        </w:rPr>
+        <w:t xml:space="preserve">Security Group </w:t>
+      </w:r>
+      <w:r>
+        <w:rPr>
+          <w:rFonts w:ascii="TH SarabunPSK" w:hAnsi="TH SarabunPSK" w:cs="TH SarabunPSK"/>
+          <w:sz w:val="32"/>
+          <w:szCs w:val="32"/>
+          <w:cs/>
+          <w:lang w:bidi="th-TH"/>
+        </w:rPr>
+        <w:t xml:space="preserve">ควบคุมการรับส่งข้อมูล และสื่อสารกันผ่าน </w:t>
+      </w:r>
+      <w:r>
+        <w:rPr>
+          <w:rFonts w:ascii="TH SarabunPSK" w:hAnsi="TH SarabunPSK" w:cs="TH SarabunPSK"/>
+          <w:sz w:val="32"/>
+          <w:szCs w:val="32"/>
+        </w:rPr>
+        <w:t xml:space="preserve">SQL Query </w:t>
+      </w:r>
+      <w:r>
+        <w:rPr>
+          <w:rFonts w:ascii="TH SarabunPSK" w:hAnsi="TH SarabunPSK" w:cs="TH SarabunPSK"/>
+          <w:sz w:val="32"/>
+          <w:szCs w:val="32"/>
+          <w:cs/>
+          <w:lang w:bidi="th-TH"/>
+        </w:rPr>
+        <w:t xml:space="preserve">บนพอร์ต </w:t>
+      </w:r>
+      <w:r>
+        <w:rPr>
+          <w:rFonts w:ascii="TH SarabunPSK" w:hAnsi="TH SarabunPSK" w:cs="TH SarabunPSK"/>
+          <w:sz w:val="32"/>
+          <w:szCs w:val="32"/>
+        </w:rPr>
+        <w:t>5439</w:t>
       </w:r>
     </w:p>
     <w:p>
@@ -3729,7 +3904,7 @@
         <w:fldChar w:fldCharType="begin"/>
       </w:r>
       <w:r>
-        <w:instrText xml:space="preserve"> INCLUDEPICTURE "https://encrypted-tbn0.gstatic.com/images?q=tbn:ANd9GcRdxWkHhQNvus6jtvGXHmzMRLzdnwcatGOxshAQLAa9ijX6LQETAAWTXU6H&amp;s=10" \* MERGEFORMATINET </w:instrText>
+        <w:instrText xml:space="preserve"> INCLUDEPICTURE "https://assets.streamlinehq.com/image/private/w_300,h_300,ar_1/f_auto/v1/icons/1/aws-vpc-b662my8pbdw2j9jxpmk827.png/aws-vpc-j07kwf5glhf1hq9nv8idbn.png?_a=DATAiZAAZAA0" \* MERGEFORMATINET </w:instrText>
       </w:r>
       <w:r>
         <w:fldChar w:fldCharType="separate"/>
@@ -3739,10 +3914,10 @@
           <w:noProof/>
         </w:rPr>
         <w:drawing>
-          <wp:inline distT="0" distB="0" distL="0" distR="0" wp14:anchorId="07C70B4E" wp14:editId="6E6BF937">
-            <wp:extent cx="1333500" cy="1333500"/>
-            <wp:effectExtent l="0" t="0" r="0" b="0"/>
-            <wp:docPr id="252502963" name="Picture 15" descr="AWS Cloud Resource | Athena"/>
+          <wp:inline distT="0" distB="0" distL="0" distR="0" wp14:anchorId="3BE8ADF1" wp14:editId="494D30A5">
+            <wp:extent cx="1382486" cy="1382486"/>
+            <wp:effectExtent l="0" t="0" r="1905" b="1905"/>
+            <wp:docPr id="2114327326" name="Picture 1" descr="Aws Vpc Icon | Free Download PNG &amp; SVG | SVG Logos"/>
             <wp:cNvGraphicFramePr>
               <a:graphicFrameLocks xmlns:a="http://schemas.openxmlformats.org/drawingml/2006/main" noChangeAspect="1"/>
             </wp:cNvGraphicFramePr>
@@ -3750,13 +3925,13 @@
               <a:graphicData uri="http://schemas.openxmlformats.org/drawingml/2006/picture">
                 <pic:pic xmlns:pic="http://schemas.openxmlformats.org/drawingml/2006/picture">
                   <pic:nvPicPr>
-                    <pic:cNvPr id="0" name="Picture 29" descr="AWS Cloud Resource | Athena"/>
+                    <pic:cNvPr id="0" name="Picture 1" descr="Aws Vpc Icon | Free Download PNG &amp; SVG | SVG Logos"/>
                     <pic:cNvPicPr>
                       <a:picLocks noChangeAspect="1" noChangeArrowheads="1"/>
                     </pic:cNvPicPr>
                   </pic:nvPicPr>
                   <pic:blipFill>
-                    <a:blip r:embed="rId14" cstate="print">
+                    <a:blip r:embed="rId14">
                       <a:extLst>
                         <a:ext uri="{28A0092B-C50C-407E-A947-70E740481C1C}">
                           <a14:useLocalDpi xmlns:a14="http://schemas.microsoft.com/office/drawing/2010/main" val="0"/>
@@ -3771,7 +3946,7 @@
                   <pic:spPr bwMode="auto">
                     <a:xfrm>
                       <a:off x="0" y="0"/>
-                      <a:ext cx="1374860" cy="1374860"/>
+                      <a:ext cx="1400045" cy="1400045"/>
                     </a:xfrm>
                     <a:prstGeom prst="rect">
                       <a:avLst/>
@@ -3843,12 +4018,7 @@
         <w:t xml:space="preserve"> </w:t>
       </w:r>
       <w:r>
-        <w:rPr>
-          <w:rFonts w:ascii="TH SarabunPSK" w:hAnsi="TH SarabunPSK" w:cs="TH SarabunPSK" w:hint="cs"/>
-          <w:sz w:val="32"/>
-          <w:szCs w:val="32"/>
-        </w:rPr>
-        <w:t>Amazon Athena logo</w:t>
+        <w:t>Amazon VPC</w:t>
       </w:r>
     </w:p>
     <w:p>
@@ -4025,6 +4195,7 @@
         <w:jc w:val="center"/>
       </w:pPr>
       <w:r>
+        <w:lastRenderedPageBreak/>
         <w:fldChar w:fldCharType="begin"/>
       </w:r>
       <w:r>
@@ -4395,17 +4566,6 @@
           <w:sz w:val="32"/>
           <w:szCs w:val="32"/>
         </w:rPr>
-        <w:br w:type="page"/>
-      </w:r>
-      <w:r>
-        <w:rPr>
-          <w:rFonts w:ascii="TH SarabunPSK" w:hAnsi="TH SarabunPSK" w:cs="TH SarabunPSK"/>
-          <w:b/>
-          <w:bCs/>
-          <w:sz w:val="32"/>
-          <w:szCs w:val="32"/>
-        </w:rPr>
-        <w:lastRenderedPageBreak/>
         <w:t>1</w:t>
       </w:r>
       <w:r>
@@ -4747,6 +4907,7 @@
           <w:szCs w:val="32"/>
           <w:lang w:bidi="th-TH"/>
         </w:rPr>
+        <w:lastRenderedPageBreak/>
         <w:t>1</w:t>
       </w:r>
       <w:r>
@@ -5071,93 +5232,21 @@
         <w:jc w:val="thaiDistribute"/>
         <w:rPr>
           <w:rFonts w:ascii="TH SarabunPSK" w:hAnsi="TH SarabunPSK" w:cs="TH SarabunPSK"/>
-          <w:sz w:val="32"/>
-          <w:szCs w:val="32"/>
-          <w:lang w:bidi="th-TH"/>
-        </w:rPr>
-      </w:pPr>
-    </w:p>
-    <w:p>
-      <w:pPr>
-        <w:jc w:val="thaiDistribute"/>
-        <w:rPr>
-          <w:rFonts w:ascii="TH SarabunPSK" w:eastAsia="TH SarabunPSK" w:hAnsi="TH SarabunPSK" w:cs="TH SarabunPSK"/>
-          <w:b/>
-          <w:bCs/>
-          <w:sz w:val="32"/>
-          <w:szCs w:val="32"/>
-        </w:rPr>
-      </w:pPr>
-    </w:p>
-    <w:p>
-      <w:pPr>
-        <w:jc w:val="thaiDistribute"/>
-        <w:rPr>
-          <w:rFonts w:ascii="TH SarabunPSK" w:eastAsia="TH SarabunPSK" w:hAnsi="TH SarabunPSK" w:cs="TH SarabunPSK"/>
-          <w:b/>
-          <w:bCs/>
-          <w:sz w:val="32"/>
-          <w:szCs w:val="32"/>
-        </w:rPr>
-      </w:pPr>
-    </w:p>
-    <w:p>
-      <w:pPr>
-        <w:jc w:val="thaiDistribute"/>
-        <w:rPr>
-          <w:rFonts w:ascii="TH SarabunPSK" w:eastAsia="TH SarabunPSK" w:hAnsi="TH SarabunPSK" w:cs="TH SarabunPSK"/>
-          <w:b/>
-          <w:bCs/>
-          <w:sz w:val="32"/>
-          <w:szCs w:val="32"/>
-        </w:rPr>
-      </w:pPr>
-    </w:p>
-    <w:p>
-      <w:pPr>
-        <w:jc w:val="thaiDistribute"/>
-        <w:rPr>
-          <w:rFonts w:ascii="TH SarabunPSK" w:eastAsia="TH SarabunPSK" w:hAnsi="TH SarabunPSK" w:cs="TH SarabunPSK"/>
-          <w:b/>
-          <w:bCs/>
-          <w:sz w:val="32"/>
-          <w:szCs w:val="32"/>
-        </w:rPr>
-      </w:pPr>
-    </w:p>
-    <w:p>
-      <w:pPr>
-        <w:jc w:val="thaiDistribute"/>
-        <w:rPr>
-          <w:rFonts w:ascii="TH SarabunPSK" w:eastAsia="TH SarabunPSK" w:hAnsi="TH SarabunPSK" w:cs="TH SarabunPSK"/>
-          <w:b/>
-          <w:bCs/>
-          <w:sz w:val="32"/>
-          <w:szCs w:val="32"/>
-        </w:rPr>
-      </w:pPr>
-    </w:p>
-    <w:p>
-      <w:pPr>
-        <w:jc w:val="thaiDistribute"/>
-        <w:rPr>
-          <w:rFonts w:ascii="TH SarabunPSK" w:hAnsi="TH SarabunPSK" w:cs="TH SarabunPSK"/>
-          <w:b/>
-          <w:bCs/>
-          <w:sz w:val="32"/>
-          <w:szCs w:val="32"/>
-          <w:lang w:bidi="th-TH"/>
-        </w:rPr>
-      </w:pPr>
-      <w:r>
-        <w:rPr>
-          <w:rFonts w:ascii="TH SarabunPSK" w:eastAsia="TH SarabunPSK" w:hAnsi="TH SarabunPSK" w:cs="TH SarabunPSK"/>
-          <w:b/>
-          <w:bCs/>
-          <w:sz w:val="32"/>
-          <w:szCs w:val="32"/>
-        </w:rPr>
-        <w:lastRenderedPageBreak/>
+          <w:b/>
+          <w:bCs/>
+          <w:sz w:val="32"/>
+          <w:szCs w:val="32"/>
+          <w:lang w:bidi="th-TH"/>
+        </w:rPr>
+      </w:pPr>
+      <w:r>
+        <w:rPr>
+          <w:rFonts w:ascii="TH SarabunPSK" w:eastAsia="TH SarabunPSK" w:hAnsi="TH SarabunPSK" w:cs="TH SarabunPSK"/>
+          <w:b/>
+          <w:bCs/>
+          <w:sz w:val="32"/>
+          <w:szCs w:val="32"/>
+        </w:rPr>
         <w:t>1</w:t>
       </w:r>
       <w:r>
@@ -5390,22 +5479,75 @@
         <w:ind w:firstLine="709"/>
         <w:jc w:val="thaiDistribute"/>
         <w:rPr>
-          <w:rFonts w:ascii="TH SarabunPSK" w:hAnsi="TH SarabunPSK" w:cs="TH SarabunPSK"/>
-          <w:b/>
-          <w:bCs/>
-          <w:sz w:val="32"/>
-          <w:szCs w:val="32"/>
-          <w:lang w:bidi="th-TH"/>
-        </w:rPr>
-      </w:pPr>
-      <w:r>
-        <w:rPr>
-          <w:rFonts w:ascii="TH SarabunPSK" w:eastAsia="TH SarabunPSK" w:hAnsi="TH SarabunPSK" w:cs="TH SarabunPSK"/>
-          <w:b/>
-          <w:bCs/>
-          <w:sz w:val="32"/>
-          <w:szCs w:val="32"/>
-        </w:rPr>
+          <w:rFonts w:ascii="TH SarabunPSK" w:eastAsia="TH SarabunPSK" w:hAnsi="TH SarabunPSK" w:cs="TH SarabunPSK"/>
+          <w:b/>
+          <w:bCs/>
+          <w:sz w:val="32"/>
+          <w:szCs w:val="32"/>
+        </w:rPr>
+      </w:pPr>
+    </w:p>
+    <w:p>
+      <w:pPr>
+        <w:ind w:firstLine="709"/>
+        <w:jc w:val="thaiDistribute"/>
+        <w:rPr>
+          <w:rFonts w:ascii="TH SarabunPSK" w:eastAsia="TH SarabunPSK" w:hAnsi="TH SarabunPSK" w:cs="TH SarabunPSK"/>
+          <w:b/>
+          <w:bCs/>
+          <w:sz w:val="32"/>
+          <w:szCs w:val="32"/>
+        </w:rPr>
+      </w:pPr>
+    </w:p>
+    <w:p>
+      <w:pPr>
+        <w:ind w:firstLine="709"/>
+        <w:jc w:val="thaiDistribute"/>
+        <w:rPr>
+          <w:rFonts w:ascii="TH SarabunPSK" w:eastAsia="TH SarabunPSK" w:hAnsi="TH SarabunPSK" w:cs="TH SarabunPSK"/>
+          <w:b/>
+          <w:bCs/>
+          <w:sz w:val="32"/>
+          <w:szCs w:val="32"/>
+        </w:rPr>
+      </w:pPr>
+    </w:p>
+    <w:p>
+      <w:pPr>
+        <w:ind w:firstLine="709"/>
+        <w:jc w:val="thaiDistribute"/>
+        <w:rPr>
+          <w:rFonts w:ascii="TH SarabunPSK" w:eastAsia="TH SarabunPSK" w:hAnsi="TH SarabunPSK" w:cs="TH SarabunPSK"/>
+          <w:b/>
+          <w:bCs/>
+          <w:sz w:val="32"/>
+          <w:szCs w:val="32"/>
+        </w:rPr>
+      </w:pPr>
+    </w:p>
+    <w:p>
+      <w:pPr>
+        <w:ind w:firstLine="709"/>
+        <w:jc w:val="thaiDistribute"/>
+        <w:rPr>
+          <w:rFonts w:ascii="TH SarabunPSK" w:hAnsi="TH SarabunPSK" w:cs="TH SarabunPSK"/>
+          <w:b/>
+          <w:bCs/>
+          <w:sz w:val="32"/>
+          <w:szCs w:val="32"/>
+          <w:lang w:bidi="th-TH"/>
+        </w:rPr>
+      </w:pPr>
+      <w:r>
+        <w:rPr>
+          <w:rFonts w:ascii="TH SarabunPSK" w:eastAsia="TH SarabunPSK" w:hAnsi="TH SarabunPSK" w:cs="TH SarabunPSK"/>
+          <w:b/>
+          <w:bCs/>
+          <w:sz w:val="32"/>
+          <w:szCs w:val="32"/>
+        </w:rPr>
+        <w:lastRenderedPageBreak/>
         <w:t>1</w:t>
       </w:r>
       <w:r>
@@ -5707,18 +5849,6 @@
         </w:rPr>
         <w:br w:type="page"/>
       </w:r>
-    </w:p>
-    <w:p>
-      <w:pPr>
-        <w:rPr>
-          <w:rFonts w:ascii="TH SarabunPSK" w:hAnsi="TH SarabunPSK" w:cs="TH SarabunPSK"/>
-          <w:b/>
-          <w:bCs/>
-          <w:sz w:val="36"/>
-          <w:szCs w:val="36"/>
-          <w:lang w:bidi="th-TH"/>
-        </w:rPr>
-      </w:pPr>
       <w:r>
         <w:rPr>
           <w:rFonts w:ascii="TH SarabunPSK" w:hAnsi="TH SarabunPSK" w:cs="TH SarabunPSK"/>
@@ -6396,38 +6526,6 @@
         <w:tabs>
           <w:tab w:val="left" w:pos="851"/>
         </w:tabs>
-        <w:ind w:left="709"/>
-        <w:rPr>
-          <w:rFonts w:ascii="TH SarabunPSK" w:hAnsi="TH SarabunPSK" w:cs="TH SarabunPSK"/>
-          <w:b/>
-          <w:bCs/>
-          <w:sz w:val="32"/>
-          <w:szCs w:val="32"/>
-          <w:lang w:bidi="th-TH"/>
-        </w:rPr>
-      </w:pPr>
-    </w:p>
-    <w:p>
-      <w:pPr>
-        <w:tabs>
-          <w:tab w:val="left" w:pos="851"/>
-        </w:tabs>
-        <w:ind w:left="709"/>
-        <w:rPr>
-          <w:rFonts w:ascii="TH SarabunPSK" w:hAnsi="TH SarabunPSK" w:cs="TH SarabunPSK"/>
-          <w:b/>
-          <w:bCs/>
-          <w:sz w:val="32"/>
-          <w:szCs w:val="32"/>
-          <w:lang w:bidi="th-TH"/>
-        </w:rPr>
-      </w:pPr>
-    </w:p>
-    <w:p>
-      <w:pPr>
-        <w:tabs>
-          <w:tab w:val="left" w:pos="851"/>
-        </w:tabs>
         <w:jc w:val="thaiDistribute"/>
         <w:rPr>
           <w:rFonts w:ascii="TH SarabunPSK" w:hAnsi="TH SarabunPSK" w:cs="TH SarabunPSK"/>
@@ -6778,7 +6876,7 @@
           <w:noProof/>
         </w:rPr>
         <w:drawing>
-          <wp:inline distT="0" distB="0" distL="0" distR="0" wp14:anchorId="64C2F356" wp14:editId="7EA27DA8">
+          <wp:inline distT="0" distB="0" distL="0" distR="0" wp14:anchorId="64C2F356" wp14:editId="31752F82">
             <wp:extent cx="2125134" cy="1194934"/>
             <wp:effectExtent l="0" t="0" r="8890" b="5715"/>
             <wp:docPr id="1847908705" name="Picture 3" descr="10 Essential SQL Commands that Every Data Professional Should Know | by  thallyscostalat | Medium"/>
@@ -7251,7 +7349,7 @@
 </file>
 
 <file path=word/endnotes.xml><?xml version="1.0" encoding="utf-8"?>
-<w:endnotes xmlns:wpc="http://schemas.microsoft.com/office/word/2010/wordprocessingCanvas" xmlns:cx="http://schemas.microsoft.com/office/drawing/2014/chartex" xmlns:cx1="http://schemas.microsoft.com/office/drawing/2015/9/8/chartex" xmlns:cx2="http://schemas.microsoft.com/office/drawing/2015/10/21/chartex" xmlns:cx3="http://schemas.microsoft.com/office/drawing/2016/5/9/chartex" xmlns:cx4="http://schemas.microsoft.com/office/drawing/2016/5/10/chartex" xmlns:cx5="http://schemas.microsoft.com/office/drawing/2016/5/11/chartex" xmlns:cx6="http://schemas.microsoft.com/office/drawing/2016/5/12/chartex" xmlns:cx7="http://schemas.microsoft.com/office/drawing/2016/5/13/chartex" xmlns:cx8="http://schemas.microsoft.com/office/drawing/2016/5/14/chartex" xmlns:mc="http://schemas.openxmlformats.org/markup-compatibility/2006" xmlns:aink="http://schemas.microsoft.com/office/drawing/2016/ink" xmlns:am3d="http://schemas.microsoft.com/office/drawing/2017/model3d" xmlns:o="urn:schemas-microsoft-com:office:office" xmlns:oel="http://schemas.microsoft.com/office/2019/extlst" xmlns:r="http://schemas.openxmlformats.org/officeDocument/2006/relationships" xmlns:m="http://schemas.openxmlformats.org/officeDocument/2006/math" xmlns:v="urn:schemas-microsoft-com:vml" xmlns:wp14="http://schemas.microsoft.com/office/word/2010/wordprocessingDrawing" xmlns:wp="http://schemas.openxmlformats.org/drawingml/2006/wordprocessingDrawing" xmlns:w10="urn:schemas-microsoft-com:office:word" xmlns:w="http://schemas.openxmlformats.org/wordprocessingml/2006/main" xmlns:w14="http://schemas.microsoft.com/office/word/2010/wordml" xmlns:w15="http://schemas.microsoft.com/office/word/2012/wordml" xmlns:w16cex="http://schemas.microsoft.com/office/word/2018/wordml/cex" xmlns:w16cid="http://schemas.microsoft.com/office/word/2016/wordml/cid" xmlns:w16="http://schemas.microsoft.com/office/word/2018/wordml" xmlns:w16du="http://schemas.microsoft.com/office/word/2023/wordml/word16du" xmlns:w16sdtdh="http://schemas.microsoft.com/office/word/2020/wordml/sdtdatahash" xmlns:w16se="http://schemas.microsoft.com/office/word/2015/wordml/symex" xmlns:wpg="http://schemas.microsoft.com/office/word/2010/wordprocessingGroup" xmlns:wpi="http://schemas.microsoft.com/office/word/2010/wordprocessingInk" xmlns:wne="http://schemas.microsoft.com/office/word/2006/wordml" xmlns:wps="http://schemas.microsoft.com/office/word/2010/wordprocessingShape" mc:Ignorable="w14 w15 w16se w16cid w16 w16cex w16sdtdh wp14">
+<w:endnotes xmlns:wpc="http://schemas.microsoft.com/office/word/2010/wordprocessingCanvas" xmlns:cx="http://schemas.microsoft.com/office/drawing/2014/chartex" xmlns:cx1="http://schemas.microsoft.com/office/drawing/2015/9/8/chartex" xmlns:cx2="http://schemas.microsoft.com/office/drawing/2015/10/21/chartex" xmlns:cx3="http://schemas.microsoft.com/office/drawing/2016/5/9/chartex" xmlns:cx4="http://schemas.microsoft.com/office/drawing/2016/5/10/chartex" xmlns:cx5="http://schemas.microsoft.com/office/drawing/2016/5/11/chartex" xmlns:cx6="http://schemas.microsoft.com/office/drawing/2016/5/12/chartex" xmlns:cx7="http://schemas.microsoft.com/office/drawing/2016/5/13/chartex" xmlns:cx8="http://schemas.microsoft.com/office/drawing/2016/5/14/chartex" xmlns:mc="http://schemas.openxmlformats.org/markup-compatibility/2006" xmlns:m="http://schemas.openxmlformats.org/officeDocument/2006/math" xmlns:aink="http://schemas.microsoft.com/office/drawing/2016/ink" xmlns:am3d="http://schemas.microsoft.com/office/drawing/2017/model3d" xmlns:oel="http://schemas.microsoft.com/office/2019/extlst" xmlns:r="http://schemas.openxmlformats.org/officeDocument/2006/relationships" xmlns:wp14="http://schemas.microsoft.com/office/word/2010/wordprocessingDrawing" xmlns:wp="http://schemas.openxmlformats.org/drawingml/2006/wordprocessingDrawing" xmlns:wpg="http://schemas.microsoft.com/office/word/2010/wordprocessingGroup" xmlns:wpi="http://schemas.microsoft.com/office/word/2010/wordprocessingInk" xmlns:wps="http://schemas.microsoft.com/office/word/2010/wordprocessingShape" xmlns:o="urn:schemas-microsoft-com:office:office" xmlns:v="urn:schemas-microsoft-com:vml" xmlns:w10="urn:schemas-microsoft-com:office:word" xmlns:w="http://schemas.openxmlformats.org/wordprocessingml/2006/main" xmlns:w14="http://schemas.microsoft.com/office/word/2010/wordml" xmlns:w15="http://schemas.microsoft.com/office/word/2012/wordml" xmlns:w16cex="http://schemas.microsoft.com/office/word/2018/wordml/cex" xmlns:w16cid="http://schemas.microsoft.com/office/word/2016/wordml/cid" xmlns:w16="http://schemas.microsoft.com/office/word/2018/wordml" xmlns:w16sdtdh="http://schemas.microsoft.com/office/word/2020/wordml/sdtdatahash" xmlns:w16sdtfl="http://schemas.microsoft.com/office/word/2024/wordml/sdtformatlock" xmlns:w16se="http://schemas.microsoft.com/office/word/2015/wordml/symex" xmlns:w16du="http://schemas.microsoft.com/office/word/2023/wordml/word16du" xmlns:wne="http://schemas.microsoft.com/office/word/2006/wordml" mc:Ignorable="w14 w15 w16se w16cid w16 w16cex w16sdtdh w16sdtfl w16du wp14">
   <w:endnote w:type="separator" w:id="-1">
     <w:p>
       <w:pPr>
@@ -7283,7 +7381,7 @@
 </file>
 
 <file path=word/footnotes.xml><?xml version="1.0" encoding="utf-8"?>
-<w:footnotes xmlns:wpc="http://schemas.microsoft.com/office/word/2010/wordprocessingCanvas" xmlns:cx="http://schemas.microsoft.com/office/drawing/2014/chartex" xmlns:cx1="http://schemas.microsoft.com/office/drawing/2015/9/8/chartex" xmlns:cx2="http://schemas.microsoft.com/office/drawing/2015/10/21/chartex" xmlns:cx3="http://schemas.microsoft.com/office/drawing/2016/5/9/chartex" xmlns:cx4="http://schemas.microsoft.com/office/drawing/2016/5/10/chartex" xmlns:cx5="http://schemas.microsoft.com/office/drawing/2016/5/11/chartex" xmlns:cx6="http://schemas.microsoft.com/office/drawing/2016/5/12/chartex" xmlns:cx7="http://schemas.microsoft.com/office/drawing/2016/5/13/chartex" xmlns:cx8="http://schemas.microsoft.com/office/drawing/2016/5/14/chartex" xmlns:mc="http://schemas.openxmlformats.org/markup-compatibility/2006" xmlns:aink="http://schemas.microsoft.com/office/drawing/2016/ink" xmlns:am3d="http://schemas.microsoft.com/office/drawing/2017/model3d" xmlns:o="urn:schemas-microsoft-com:office:office" xmlns:oel="http://schemas.microsoft.com/office/2019/extlst" xmlns:r="http://schemas.openxmlformats.org/officeDocument/2006/relationships" xmlns:m="http://schemas.openxmlformats.org/officeDocument/2006/math" xmlns:v="urn:schemas-microsoft-com:vml" xmlns:wp14="http://schemas.microsoft.com/office/word/2010/wordprocessingDrawing" xmlns:wp="http://schemas.openxmlformats.org/drawingml/2006/wordprocessingDrawing" xmlns:w10="urn:schemas-microsoft-com:office:word" xmlns:w="http://schemas.openxmlformats.org/wordprocessingml/2006/main" xmlns:w14="http://schemas.microsoft.com/office/word/2010/wordml" xmlns:w15="http://schemas.microsoft.com/office/word/2012/wordml" xmlns:w16cex="http://schemas.microsoft.com/office/word/2018/wordml/cex" xmlns:w16cid="http://schemas.microsoft.com/office/word/2016/wordml/cid" xmlns:w16="http://schemas.microsoft.com/office/word/2018/wordml" xmlns:w16du="http://schemas.microsoft.com/office/word/2023/wordml/word16du" xmlns:w16sdtdh="http://schemas.microsoft.com/office/word/2020/wordml/sdtdatahash" xmlns:w16se="http://schemas.microsoft.com/office/word/2015/wordml/symex" xmlns:wpg="http://schemas.microsoft.com/office/word/2010/wordprocessingGroup" xmlns:wpi="http://schemas.microsoft.com/office/word/2010/wordprocessingInk" xmlns:wne="http://schemas.microsoft.com/office/word/2006/wordml" xmlns:wps="http://schemas.microsoft.com/office/word/2010/wordprocessingShape" mc:Ignorable="w14 w15 w16se w16cid w16 w16cex w16sdtdh wp14">
+<w:footnotes xmlns:wpc="http://schemas.microsoft.com/office/word/2010/wordprocessingCanvas" xmlns:cx="http://schemas.microsoft.com/office/drawing/2014/chartex" xmlns:cx1="http://schemas.microsoft.com/office/drawing/2015/9/8/chartex" xmlns:cx2="http://schemas.microsoft.com/office/drawing/2015/10/21/chartex" xmlns:cx3="http://schemas.microsoft.com/office/drawing/2016/5/9/chartex" xmlns:cx4="http://schemas.microsoft.com/office/drawing/2016/5/10/chartex" xmlns:cx5="http://schemas.microsoft.com/office/drawing/2016/5/11/chartex" xmlns:cx6="http://schemas.microsoft.com/office/drawing/2016/5/12/chartex" xmlns:cx7="http://schemas.microsoft.com/office/drawing/2016/5/13/chartex" xmlns:cx8="http://schemas.microsoft.com/office/drawing/2016/5/14/chartex" xmlns:mc="http://schemas.openxmlformats.org/markup-compatibility/2006" xmlns:m="http://schemas.openxmlformats.org/officeDocument/2006/math" xmlns:aink="http://schemas.microsoft.com/office/drawing/2016/ink" xmlns:am3d="http://schemas.microsoft.com/office/drawing/2017/model3d" xmlns:oel="http://schemas.microsoft.com/office/2019/extlst" xmlns:r="http://schemas.openxmlformats.org/officeDocument/2006/relationships" xmlns:wp14="http://schemas.microsoft.com/office/word/2010/wordprocessingDrawing" xmlns:wp="http://schemas.openxmlformats.org/drawingml/2006/wordprocessingDrawing" xmlns:wpg="http://schemas.microsoft.com/office/word/2010/wordprocessingGroup" xmlns:wpi="http://schemas.microsoft.com/office/word/2010/wordprocessingInk" xmlns:wps="http://schemas.microsoft.com/office/word/2010/wordprocessingShape" xmlns:o="urn:schemas-microsoft-com:office:office" xmlns:v="urn:schemas-microsoft-com:vml" xmlns:w10="urn:schemas-microsoft-com:office:word" xmlns:w="http://schemas.openxmlformats.org/wordprocessingml/2006/main" xmlns:w14="http://schemas.microsoft.com/office/word/2010/wordml" xmlns:w15="http://schemas.microsoft.com/office/word/2012/wordml" xmlns:w16cex="http://schemas.microsoft.com/office/word/2018/wordml/cex" xmlns:w16cid="http://schemas.microsoft.com/office/word/2016/wordml/cid" xmlns:w16="http://schemas.microsoft.com/office/word/2018/wordml" xmlns:w16sdtdh="http://schemas.microsoft.com/office/word/2020/wordml/sdtdatahash" xmlns:w16sdtfl="http://schemas.microsoft.com/office/word/2024/wordml/sdtformatlock" xmlns:w16se="http://schemas.microsoft.com/office/word/2015/wordml/symex" xmlns:w16du="http://schemas.microsoft.com/office/word/2023/wordml/word16du" xmlns:wne="http://schemas.microsoft.com/office/word/2006/wordml" mc:Ignorable="w14 w15 w16se w16cid w16 w16cex w16sdtdh w16sdtfl w16du wp14">
   <w:footnote w:type="separator" w:id="-1">
     <w:p>
       <w:pPr>
@@ -7315,7 +7413,7 @@
 </file>
 
 <file path=word/numbering.xml><?xml version="1.0" encoding="utf-8"?>
-<w:numbering xmlns:wpc="http://schemas.microsoft.com/office/word/2010/wordprocessingCanvas" xmlns:cx="http://schemas.microsoft.com/office/drawing/2014/chartex" xmlns:cx1="http://schemas.microsoft.com/office/drawing/2015/9/8/chartex" xmlns:cx2="http://schemas.microsoft.com/office/drawing/2015/10/21/chartex" xmlns:cx3="http://schemas.microsoft.com/office/drawing/2016/5/9/chartex" xmlns:cx4="http://schemas.microsoft.com/office/drawing/2016/5/10/chartex" xmlns:cx5="http://schemas.microsoft.com/office/drawing/2016/5/11/chartex" xmlns:cx6="http://schemas.microsoft.com/office/drawing/2016/5/12/chartex" xmlns:cx7="http://schemas.microsoft.com/office/drawing/2016/5/13/chartex" xmlns:cx8="http://schemas.microsoft.com/office/drawing/2016/5/14/chartex" xmlns:mc="http://schemas.openxmlformats.org/markup-compatibility/2006" xmlns:aink="http://schemas.microsoft.com/office/drawing/2016/ink" xmlns:am3d="http://schemas.microsoft.com/office/drawing/2017/model3d" xmlns:o="urn:schemas-microsoft-com:office:office" xmlns:oel="http://schemas.microsoft.com/office/2019/extlst" xmlns:r="http://schemas.openxmlformats.org/officeDocument/2006/relationships" xmlns:m="http://schemas.openxmlformats.org/officeDocument/2006/math" xmlns:v="urn:schemas-microsoft-com:vml" xmlns:wp14="http://schemas.microsoft.com/office/word/2010/wordprocessingDrawing" xmlns:wp="http://schemas.openxmlformats.org/drawingml/2006/wordprocessingDrawing" xmlns:w10="urn:schemas-microsoft-com:office:word" xmlns:w="http://schemas.openxmlformats.org/wordprocessingml/2006/main" xmlns:w14="http://schemas.microsoft.com/office/word/2010/wordml" xmlns:w15="http://schemas.microsoft.com/office/word/2012/wordml" xmlns:w16cex="http://schemas.microsoft.com/office/word/2018/wordml/cex" xmlns:w16cid="http://schemas.microsoft.com/office/word/2016/wordml/cid" xmlns:w16="http://schemas.microsoft.com/office/word/2018/wordml" xmlns:w16du="http://schemas.microsoft.com/office/word/2023/wordml/word16du" xmlns:w16sdtdh="http://schemas.microsoft.com/office/word/2020/wordml/sdtdatahash" xmlns:w16se="http://schemas.microsoft.com/office/word/2015/wordml/symex" xmlns:wpg="http://schemas.microsoft.com/office/word/2010/wordprocessingGroup" xmlns:wpi="http://schemas.microsoft.com/office/word/2010/wordprocessingInk" xmlns:wne="http://schemas.microsoft.com/office/word/2006/wordml" xmlns:wps="http://schemas.microsoft.com/office/word/2010/wordprocessingShape" mc:Ignorable="w14 w15 w16se w16cid w16 w16cex w16sdtdh wp14">
+<w:numbering xmlns:wpc="http://schemas.microsoft.com/office/word/2010/wordprocessingCanvas" xmlns:cx="http://schemas.microsoft.com/office/drawing/2014/chartex" xmlns:cx1="http://schemas.microsoft.com/office/drawing/2015/9/8/chartex" xmlns:cx2="http://schemas.microsoft.com/office/drawing/2015/10/21/chartex" xmlns:cx3="http://schemas.microsoft.com/office/drawing/2016/5/9/chartex" xmlns:cx4="http://schemas.microsoft.com/office/drawing/2016/5/10/chartex" xmlns:cx5="http://schemas.microsoft.com/office/drawing/2016/5/11/chartex" xmlns:cx6="http://schemas.microsoft.com/office/drawing/2016/5/12/chartex" xmlns:cx7="http://schemas.microsoft.com/office/drawing/2016/5/13/chartex" xmlns:cx8="http://schemas.microsoft.com/office/drawing/2016/5/14/chartex" xmlns:mc="http://schemas.openxmlformats.org/markup-compatibility/2006" xmlns:m="http://schemas.openxmlformats.org/officeDocument/2006/math" xmlns:aink="http://schemas.microsoft.com/office/drawing/2016/ink" xmlns:am3d="http://schemas.microsoft.com/office/drawing/2017/model3d" xmlns:oel="http://schemas.microsoft.com/office/2019/extlst" xmlns:r="http://schemas.openxmlformats.org/officeDocument/2006/relationships" xmlns:wp14="http://schemas.microsoft.com/office/word/2010/wordprocessingDrawing" xmlns:wp="http://schemas.openxmlformats.org/drawingml/2006/wordprocessingDrawing" xmlns:wpg="http://schemas.microsoft.com/office/word/2010/wordprocessingGroup" xmlns:wpi="http://schemas.microsoft.com/office/word/2010/wordprocessingInk" xmlns:wps="http://schemas.microsoft.com/office/word/2010/wordprocessingShape" xmlns:o="urn:schemas-microsoft-com:office:office" xmlns:v="urn:schemas-microsoft-com:vml" xmlns:w10="urn:schemas-microsoft-com:office:word" xmlns:w="http://schemas.openxmlformats.org/wordprocessingml/2006/main" xmlns:w14="http://schemas.microsoft.com/office/word/2010/wordml" xmlns:w15="http://schemas.microsoft.com/office/word/2012/wordml" xmlns:w16cex="http://schemas.microsoft.com/office/word/2018/wordml/cex" xmlns:w16cid="http://schemas.microsoft.com/office/word/2016/wordml/cid" xmlns:w16="http://schemas.microsoft.com/office/word/2018/wordml" xmlns:w16sdtdh="http://schemas.microsoft.com/office/word/2020/wordml/sdtdatahash" xmlns:w16sdtfl="http://schemas.microsoft.com/office/word/2024/wordml/sdtformatlock" xmlns:w16se="http://schemas.microsoft.com/office/word/2015/wordml/symex" xmlns:w16du="http://schemas.microsoft.com/office/word/2023/wordml/word16du" xmlns:wne="http://schemas.microsoft.com/office/word/2006/wordml" mc:Ignorable="w14 w15 w16se w16cid w16 w16cex w16sdtdh w16sdtfl w16du wp14">
   <w:abstractNum w:abstractNumId="0" w15:restartNumberingAfterBreak="0">
     <w:nsid w:val="09A18E2C"/>
     <w:multiLevelType w:val="hybridMultilevel"/>
@@ -7676,7 +7774,7 @@
 </file>
 
 <file path=word/styles.xml><?xml version="1.0" encoding="utf-8"?>
-<w:styles xmlns:mc="http://schemas.openxmlformats.org/markup-compatibility/2006" xmlns:r="http://schemas.openxmlformats.org/officeDocument/2006/relationships" xmlns:w="http://schemas.openxmlformats.org/wordprocessingml/2006/main" xmlns:w14="http://schemas.microsoft.com/office/word/2010/wordml" xmlns:w15="http://schemas.microsoft.com/office/word/2012/wordml" xmlns:w16cex="http://schemas.microsoft.com/office/word/2018/wordml/cex" xmlns:w16cid="http://schemas.microsoft.com/office/word/2016/wordml/cid" xmlns:w16="http://schemas.microsoft.com/office/word/2018/wordml" xmlns:w16sdtdh="http://schemas.microsoft.com/office/word/2020/wordml/sdtdatahash" xmlns:w16se="http://schemas.microsoft.com/office/word/2015/wordml/symex" mc:Ignorable="w14 w15 w16se w16cid w16 w16cex w16sdtdh">
+<w:styles xmlns:mc="http://schemas.openxmlformats.org/markup-compatibility/2006" xmlns:r="http://schemas.openxmlformats.org/officeDocument/2006/relationships" xmlns:w="http://schemas.openxmlformats.org/wordprocessingml/2006/main" xmlns:w14="http://schemas.microsoft.com/office/word/2010/wordml" xmlns:w15="http://schemas.microsoft.com/office/word/2012/wordml" xmlns:w16cex="http://schemas.microsoft.com/office/word/2018/wordml/cex" xmlns:w16cid="http://schemas.microsoft.com/office/word/2016/wordml/cid" xmlns:w16="http://schemas.microsoft.com/office/word/2018/wordml" xmlns:w16sdtdh="http://schemas.microsoft.com/office/word/2020/wordml/sdtdatahash" xmlns:w16sdtfl="http://schemas.microsoft.com/office/word/2024/wordml/sdtformatlock" xmlns:w16se="http://schemas.microsoft.com/office/word/2015/wordml/symex" xmlns:w16du="http://schemas.microsoft.com/office/word/2023/wordml/word16du" mc:Ignorable="w14 w15 w16se w16cid w16 w16cex w16sdtdh w16sdtfl w16du">
   <w:docDefaults>
     <w:rPrDefault>
       <w:rPr>
@@ -8077,7 +8175,6 @@
   <w:style w:type="character" w:default="1" w:styleId="DefaultParagraphFont">
     <w:name w:val="Default Paragraph Font"/>
     <w:uiPriority w:val="1"/>
-    <w:semiHidden/>
     <w:unhideWhenUsed/>
   </w:style>
   <w:style w:type="table" w:default="1" w:styleId="TableNormal">
